--- a/btabok/niveau-2/deel-12/reader.docx
+++ b/btabok/niveau-2/deel-12/reader.docx
@@ -306,7 +306,53 @@
     </w:p>
     <w:p>
       <w:pPr>
-        <w:spacing w:after="100" w:before="100"/>
+        <w:spacing w:after="80" w:before="200"/>
+        <w:jc w:val="center"/>
+      </w:pPr>
+      <w:r>
+        <w:drawing>
+          <wp:inline distT="0" distB="0" distL="0" distR="0">
+            <wp:extent cx="5715000" cy="3810000"/>
+            <wp:effectExtent t="0" r="0" b="0" l="0"/>
+            <wp:docPr id="1" name="figuur-12-1" descr="FIGUUR 12-1: de deelnemersreis met een breukpunt gemarkeerd op het punt waar Team Portaal en Team Communicatie elkaar raken zonder het te weten" title="Figuur 12-1"/>
+            <wp:cNvGraphicFramePr>
+              <a:graphicFrameLocks xmlns:a="http://schemas.openxmlformats.org/drawingml/2006/main" noChangeAspect="1"/>
+            </wp:cNvGraphicFramePr>
+            <a:graphic xmlns:a="http://schemas.openxmlformats.org/drawingml/2006/main">
+              <a:graphicData uri="http://schemas.openxmlformats.org/drawingml/2006/picture">
+                <pic:pic xmlns:pic="http://schemas.openxmlformats.org/drawingml/2006/picture">
+                  <pic:nvPicPr>
+                    <pic:cNvPr id="0" name="" descr=""/>
+                    <pic:cNvPicPr>
+                      <a:picLocks noChangeAspect="1" noChangeArrowheads="1"/>
+                    </pic:cNvPicPr>
+                  </pic:nvPicPr>
+                  <pic:blipFill>
+                    <a:blip r:embed="rId9" cstate="none"/>
+                    <a:srcRect/>
+                    <a:stretch>
+                      <a:fillRect/>
+                    </a:stretch>
+                  </pic:blipFill>
+                  <pic:spPr bwMode="auto">
+                    <a:xfrm>
+                      <a:off x="0" y="0"/>
+                      <a:ext cx="5715000" cy="3810000"/>
+                    </a:xfrm>
+                    <a:prstGeom prst="rect">
+                      <a:avLst/>
+                    </a:prstGeom>
+                  </pic:spPr>
+                </pic:pic>
+              </a:graphicData>
+            </a:graphic>
+          </wp:inline>
+        </w:drawing>
+      </w:r>
+    </w:p>
+    <w:p>
+      <w:pPr>
+        <w:jc w:val="center"/>
       </w:pPr>
       <w:r>
         <w:rPr>
@@ -314,10 +360,10 @@
           <w:i/>
           <w:iCs/>
           <w:color w:val="55606F"/>
-          <w:sz w:val="20"/>
-          <w:szCs w:val="20"/>
-        </w:rPr>
-        <w:t xml:space="preserve">[Figuur volgt later — FIGUUR 12-1: de deelnemersreis met een breukpunt gemarkeerd op het punt waar Team Portaal en Team Communicatie elkaar raken zonder het te weten]</w:t>
+          <w:sz w:val="18"/>
+          <w:szCs w:val="18"/>
+        </w:rPr>
+        <w:t xml:space="preserve">Figuur 12-1</w:t>
       </w:r>
     </w:p>
     <w:p>
@@ -372,7 +418,53 @@
     </w:p>
     <w:p>
       <w:pPr>
-        <w:spacing w:after="100" w:before="100"/>
+        <w:spacing w:after="80" w:before="200"/>
+        <w:jc w:val="center"/>
+      </w:pPr>
+      <w:r>
+        <w:drawing>
+          <wp:inline distT="0" distB="0" distL="0" distR="0">
+            <wp:extent cx="5715000" cy="3810000"/>
+            <wp:effectExtent t="0" r="0" b="0" l="0"/>
+            <wp:docPr id="1" name="figuur-12-2" descr="FIGUUR 12-2: het ecosysteem rond de deelnemer — werkgever, adviseur, DNB/AFM, verantwoordingsorgaan, familie/nabestaanden — elk met hun eigen raakvlak" title="Figuur 12-2"/>
+            <wp:cNvGraphicFramePr>
+              <a:graphicFrameLocks xmlns:a="http://schemas.openxmlformats.org/drawingml/2006/main" noChangeAspect="1"/>
+            </wp:cNvGraphicFramePr>
+            <a:graphic xmlns:a="http://schemas.openxmlformats.org/drawingml/2006/main">
+              <a:graphicData uri="http://schemas.openxmlformats.org/drawingml/2006/picture">
+                <pic:pic xmlns:pic="http://schemas.openxmlformats.org/drawingml/2006/picture">
+                  <pic:nvPicPr>
+                    <pic:cNvPr id="0" name="" descr=""/>
+                    <pic:cNvPicPr>
+                      <a:picLocks noChangeAspect="1" noChangeArrowheads="1"/>
+                    </pic:cNvPicPr>
+                  </pic:nvPicPr>
+                  <pic:blipFill>
+                    <a:blip r:embed="rId10" cstate="none"/>
+                    <a:srcRect/>
+                    <a:stretch>
+                      <a:fillRect/>
+                    </a:stretch>
+                  </pic:blipFill>
+                  <pic:spPr bwMode="auto">
+                    <a:xfrm>
+                      <a:off x="0" y="0"/>
+                      <a:ext cx="5715000" cy="3810000"/>
+                    </a:xfrm>
+                    <a:prstGeom prst="rect">
+                      <a:avLst/>
+                    </a:prstGeom>
+                  </pic:spPr>
+                </pic:pic>
+              </a:graphicData>
+            </a:graphic>
+          </wp:inline>
+        </w:drawing>
+      </w:r>
+    </w:p>
+    <w:p>
+      <w:pPr>
+        <w:jc w:val="center"/>
       </w:pPr>
       <w:r>
         <w:rPr>
@@ -380,10 +472,10 @@
           <w:i/>
           <w:iCs/>
           <w:color w:val="55606F"/>
-          <w:sz w:val="20"/>
-          <w:szCs w:val="20"/>
-        </w:rPr>
-        <w:t xml:space="preserve">[Figuur volgt later — FIGUUR 12-2: het ecosysteem rond de deelnemer — werkgever, adviseur, DNB/AFM, verantwoordingsorgaan, familie/nabestaanden — elk met hun eigen raakvlak]</w:t>
+          <w:sz w:val="18"/>
+          <w:szCs w:val="18"/>
+        </w:rPr>
+        <w:t xml:space="preserve">Figuur 12-2</w:t>
       </w:r>
     </w:p>
     <w:tbl>
@@ -858,7 +950,53 @@
     </w:p>
     <w:p>
       <w:pPr>
-        <w:spacing w:after="100" w:before="100"/>
+        <w:spacing w:after="80" w:before="200"/>
+        <w:jc w:val="center"/>
+      </w:pPr>
+      <w:r>
+        <w:drawing>
+          <wp:inline distT="0" distB="0" distL="0" distR="0">
+            <wp:extent cx="5715000" cy="3810000"/>
+            <wp:effectExtent t="0" r="0" b="0" l="0"/>
+            <wp:docPr id="1" name="figuur-12-3" descr="FIGUUR 12-3: de deelnemersreis als tijdlijn — van eerste bewustwording tot pensioeningang — met de vijf teams als onderliggende lagen, en het breukpunt uit 12.2 gemarkeerd waar twee lagen elkaar raken" title="Figuur 12-3"/>
+            <wp:cNvGraphicFramePr>
+              <a:graphicFrameLocks xmlns:a="http://schemas.openxmlformats.org/drawingml/2006/main" noChangeAspect="1"/>
+            </wp:cNvGraphicFramePr>
+            <a:graphic xmlns:a="http://schemas.openxmlformats.org/drawingml/2006/main">
+              <a:graphicData uri="http://schemas.openxmlformats.org/drawingml/2006/picture">
+                <pic:pic xmlns:pic="http://schemas.openxmlformats.org/drawingml/2006/picture">
+                  <pic:nvPicPr>
+                    <pic:cNvPr id="0" name="" descr=""/>
+                    <pic:cNvPicPr>
+                      <a:picLocks noChangeAspect="1" noChangeArrowheads="1"/>
+                    </pic:cNvPicPr>
+                  </pic:nvPicPr>
+                  <pic:blipFill>
+                    <a:blip r:embed="rId11" cstate="none"/>
+                    <a:srcRect/>
+                    <a:stretch>
+                      <a:fillRect/>
+                    </a:stretch>
+                  </pic:blipFill>
+                  <pic:spPr bwMode="auto">
+                    <a:xfrm>
+                      <a:off x="0" y="0"/>
+                      <a:ext cx="5715000" cy="3810000"/>
+                    </a:xfrm>
+                    <a:prstGeom prst="rect">
+                      <a:avLst/>
+                    </a:prstGeom>
+                  </pic:spPr>
+                </pic:pic>
+              </a:graphicData>
+            </a:graphic>
+          </wp:inline>
+        </w:drawing>
+      </w:r>
+    </w:p>
+    <w:p>
+      <w:pPr>
+        <w:jc w:val="center"/>
       </w:pPr>
       <w:r>
         <w:rPr>
@@ -866,10 +1004,10 @@
           <w:i/>
           <w:iCs/>
           <w:color w:val="55606F"/>
-          <w:sz w:val="20"/>
-          <w:szCs w:val="20"/>
-        </w:rPr>
-        <w:t xml:space="preserve">[Figuur volgt later — FIGUUR 12-3: de deelnemersreis als tijdlijn — van eerste bewustwording tot pensioeningang — met de vijf teams als onderliggende lagen, en het breukpunt uit 12.2 gemarkeerd waar twee lagen elkaar raken]</w:t>
+          <w:sz w:val="18"/>
+          <w:szCs w:val="18"/>
+        </w:rPr>
+        <w:t xml:space="preserve">Figuur 12-3</w:t>
       </w:r>
     </w:p>
     <w:p>
@@ -994,7 +1132,53 @@
     </w:p>
     <w:p>
       <w:pPr>
-        <w:spacing w:after="100" w:before="100"/>
+        <w:spacing w:after="80" w:before="200"/>
+        <w:jc w:val="center"/>
+      </w:pPr>
+      <w:r>
+        <w:drawing>
+          <wp:inline distT="0" distB="0" distL="0" distR="0">
+            <wp:extent cx="5715000" cy="3810000"/>
+            <wp:effectExtent t="0" r="0" b="0" l="0"/>
+            <wp:docPr id="1" name="figuur-12-4" descr="FIGUUR 12-4: twee soorten innovatie naast elkaar — binnen kaders (een team verbetert zijn eigen dienst) en buiten kaders (een team stelt een nieuwe klantervaring voor die de hele reis raakt)" title="Figuur 12-4"/>
+            <wp:cNvGraphicFramePr>
+              <a:graphicFrameLocks xmlns:a="http://schemas.openxmlformats.org/drawingml/2006/main" noChangeAspect="1"/>
+            </wp:cNvGraphicFramePr>
+            <a:graphic xmlns:a="http://schemas.openxmlformats.org/drawingml/2006/main">
+              <a:graphicData uri="http://schemas.openxmlformats.org/drawingml/2006/picture">
+                <pic:pic xmlns:pic="http://schemas.openxmlformats.org/drawingml/2006/picture">
+                  <pic:nvPicPr>
+                    <pic:cNvPr id="0" name="" descr=""/>
+                    <pic:cNvPicPr>
+                      <a:picLocks noChangeAspect="1" noChangeArrowheads="1"/>
+                    </pic:cNvPicPr>
+                  </pic:nvPicPr>
+                  <pic:blipFill>
+                    <a:blip r:embed="rId12" cstate="none"/>
+                    <a:srcRect/>
+                    <a:stretch>
+                      <a:fillRect/>
+                    </a:stretch>
+                  </pic:blipFill>
+                  <pic:spPr bwMode="auto">
+                    <a:xfrm>
+                      <a:off x="0" y="0"/>
+                      <a:ext cx="5715000" cy="3810000"/>
+                    </a:xfrm>
+                    <a:prstGeom prst="rect">
+                      <a:avLst/>
+                    </a:prstGeom>
+                  </pic:spPr>
+                </pic:pic>
+              </a:graphicData>
+            </a:graphic>
+          </wp:inline>
+        </w:drawing>
+      </w:r>
+    </w:p>
+    <w:p>
+      <w:pPr>
+        <w:jc w:val="center"/>
       </w:pPr>
       <w:r>
         <w:rPr>
@@ -1002,10 +1186,10 @@
           <w:i/>
           <w:iCs/>
           <w:color w:val="55606F"/>
-          <w:sz w:val="20"/>
-          <w:szCs w:val="20"/>
-        </w:rPr>
-        <w:t xml:space="preserve">[Figuur volgt later — FIGUUR 12-4: twee soorten innovatie naast elkaar — binnen kaders (een team verbetert zijn eigen dienst) en buiten kaders (een team stelt een nieuwe klantervaring voor die de hele reis raakt)]</w:t>
+          <w:sz w:val="18"/>
+          <w:szCs w:val="18"/>
+        </w:rPr>
+        <w:t xml:space="preserve">Figuur 12-4</w:t>
       </w:r>
     </w:p>
     <w:tbl>
